--- a/paper/journal/templates/reference.docx
+++ b/paper/journal/templates/reference.docx
@@ -488,14 +488,14 @@
     <w:rPrDefault>
       <w:rPr>
         <w:rFonts w:ascii="TH Sarabun New" w:hAnsi="TH Sarabun New" w:eastAsia="TH Sarabun New" w:cs="TH Sarabun New"/>
-        <w:sz w:val="24"/>
-        <w:szCs w:val="24"/>
-        <w:lang w:val="en-US" w:eastAsia="zh-CN" w:bidi="ar-SA"/>
+        <w:sz w:val="28"/>
+        <w:szCs w:val="28"/>
+        <w:lang w:val="en-US" w:eastAsia="zh-CN" w:bidi="th-TH"/>
       </w:rPr>
     </w:rPrDefault>
     <w:pPrDefault>
       <w:pPr>
-        <w:spacing w:after="200"/>
+        <w:spacing w:after="0" w:before="0" w:line="240" w:lineRule="auto"/>
       </w:pPr>
     </w:pPrDefault>
   </w:docDefaults>
@@ -503,6 +503,9 @@
   <w:style w:type="paragraph" w:default="1" w:styleId="Normal">
     <w:name w:val="Normal"/>
     <w:qFormat/>
+    <w:rPr>
+      <w:lang w:bidi="th-TH"/>
+    </w:rPr>
   </w:style>
   <w:style w:type="paragraph" w:styleId="BodyText">
     <w:name w:val="Body Text"/>
@@ -510,22 +513,33 @@
     <w:link w:val="BodyTextChar"/>
     <w:qFormat/>
     <w:pPr>
-      <w:spacing w:before="180" w:after="180"/>
-    </w:pPr>
+      <w:spacing w:before="0" w:after="0" w:line="240" w:lineRule="auto"/>
+      <w:jc w:val="both"/>
+    </w:pPr>
+    <w:rPr>
+      <w:lang w:bidi="th-TH"/>
+    </w:rPr>
   </w:style>
   <w:style w:type="paragraph" w:customStyle="1" w:styleId="FirstParagraph">
     <w:name w:val="First Paragraph"/>
     <w:basedOn w:val="BodyText"/>
     <w:next w:val="BodyText"/>
     <w:qFormat/>
+    <w:rPr>
+      <w:lang w:bidi="th-TH"/>
+    </w:rPr>
   </w:style>
   <w:style w:type="paragraph" w:customStyle="1" w:styleId="Compact">
     <w:name w:val="Compact"/>
     <w:basedOn w:val="BodyText"/>
     <w:qFormat/>
     <w:pPr>
-      <w:spacing w:before="36" w:after="36"/>
-    </w:pPr>
+      <w:spacing w:before="0" w:after="0" w:line="240" w:lineRule="auto"/>
+      <w:jc w:val="both"/>
+    </w:pPr>
+    <w:rPr>
+      <w:lang w:bidi="th-TH"/>
+    </w:rPr>
   </w:style>
   <w:style w:type="paragraph" w:styleId="Title">
     <w:name w:val="Title"/>
@@ -541,11 +555,12 @@
       <w:jc w:val="center"/>
     </w:pPr>
     <w:rPr>
+      <w:lang w:bidi="th-TH"/>
       <w:b/>
       <w:bCs/>
       <w:rFonts w:ascii="TH Sarabun New" w:hAnsi="TH Sarabun New" w:eastAsia="TH Sarabun New" w:cs="TH Sarabun New"/>
-      <w:sz w:val="56"/>
-      <w:szCs w:val="56"/>
+      <w:sz w:val="36"/>
+      <w:szCs w:val="36"/>
     </w:rPr>
   </w:style>
   <w:style w:type="character" w:customStyle="1" w:styleId="TitleChar">
@@ -556,8 +571,8 @@
     <w:rsid w:val="00A10FD9"/>
     <w:rPr>
       <w:rFonts w:ascii="TH Sarabun New" w:hAnsi="TH Sarabun New" w:eastAsia="TH Sarabun New" w:cs="TH Sarabun New"/>
-      <w:sz w:val="56"/>
-      <w:szCs w:val="56"/>
+      <w:sz w:val="36"/>
+      <w:szCs w:val="36"/>
     </w:rPr>
   </w:style>
   <w:style w:type="paragraph" w:styleId="Subtitle">
@@ -574,6 +589,7 @@
       </w:numPr>
     </w:pPr>
     <w:rPr>
+      <w:lang w:bidi="th-TH"/>
       <w:rFonts w:ascii="TH Sarabun New" w:hAnsi="TH Sarabun New" w:eastAsia="TH Sarabun New" w:cs="TH Sarabun New"/>
       <w:spacing w:val="15"/>
       <w:sz w:val="28"/>
@@ -604,8 +620,9 @@
       <w:keepLines/>
     </w:pPr>
     <w:rPr>
-      <w:sz w:val="24"/>
-      <w:szCs w:val="24"/>
+      <w:lang w:bidi="th-TH"/>
+      <w:sz w:val="28"/>
+      <w:szCs w:val="28"/>
     </w:rPr>
   </w:style>
   <w:style w:type="paragraph" w:styleId="Date">
@@ -618,8 +635,9 @@
       <w:keepLines/>
     </w:pPr>
     <w:rPr>
-      <w:sz w:val="24"/>
-      <w:szCs w:val="24"/>
+      <w:lang w:bidi="th-TH"/>
+      <w:sz w:val="28"/>
+      <w:szCs w:val="28"/>
     </w:rPr>
   </w:style>
   <w:style w:type="paragraph" w:customStyle="1" w:styleId="AbstractTitle">
@@ -634,9 +652,10 @@
       <w:jc w:val="center"/>
     </w:pPr>
     <w:rPr>
+      <w:lang w:bidi="th-TH"/>
       <w:b/>
-      <w:sz w:val="20"/>
-      <w:szCs w:val="20"/>
+      <w:sz w:val="28"/>
+      <w:szCs w:val="28"/>
     </w:rPr>
   </w:style>
   <w:style w:type="paragraph" w:customStyle="1" w:styleId="Abstract">
@@ -650,8 +669,9 @@
       <w:spacing w:before="100" w:after="300"/>
     </w:pPr>
     <w:rPr>
-      <w:sz w:val="20"/>
-      <w:szCs w:val="20"/>
+      <w:lang w:bidi="th-TH"/>
+      <w:sz w:val="28"/>
+      <w:szCs w:val="28"/>
     </w:rPr>
   </w:style>
   <w:style w:type="paragraph" w:styleId="Bibliography">
@@ -673,16 +693,17 @@
     <w:pPr>
       <w:keepNext/>
       <w:keepLines/>
-      <w:spacing w:before="360" w:after="80"/>
+      <w:spacing w:before="280" w:after="0"/>
       <w:outlineLvl w:val="0"/>
     </w:pPr>
     <w:rPr>
+      <w:lang w:bidi="th-TH"/>
       <w:b/>
       <w:bCs/>
       <w:rFonts w:ascii="TH Sarabun New" w:hAnsi="TH Sarabun New" w:eastAsia="TH Sarabun New" w:cs="TH Sarabun New"/>
       <w:color w:val="000000"/>
-      <w:sz w:val="40"/>
-      <w:szCs w:val="40"/>
+      <w:sz w:val="28"/>
+      <w:szCs w:val="28"/>
     </w:rPr>
   </w:style>
   <w:style w:type="paragraph" w:styleId="Heading2">
@@ -698,16 +719,17 @@
     <w:pPr>
       <w:keepNext/>
       <w:keepLines/>
-      <w:spacing w:before="160" w:after="80"/>
+      <w:spacing w:before="280" w:after="0"/>
       <w:outlineLvl w:val="1"/>
     </w:pPr>
     <w:rPr>
+      <w:lang w:bidi="th-TH"/>
       <w:b/>
       <w:bCs/>
       <w:rFonts w:ascii="TH Sarabun New" w:hAnsi="TH Sarabun New" w:eastAsia="TH Sarabun New" w:cs="TH Sarabun New"/>
       <w:color w:val="000000"/>
-      <w:sz w:val="32"/>
-      <w:szCs w:val="32"/>
+      <w:sz w:val="28"/>
+      <w:szCs w:val="28"/>
     </w:rPr>
   </w:style>
   <w:style w:type="paragraph" w:styleId="Heading3">
@@ -723,10 +745,11 @@
     <w:pPr>
       <w:keepNext/>
       <w:keepLines/>
-      <w:spacing w:before="160" w:after="80"/>
+      <w:spacing w:before="0" w:after="0"/>
       <w:outlineLvl w:val="2"/>
     </w:pPr>
     <w:rPr>
+      <w:lang w:bidi="th-TH"/>
       <w:rFonts w:ascii="TH Sarabun New" w:hAnsi="TH Sarabun New" w:eastAsia="TH Sarabun New" w:cs="TH Sarabun New"/>
       <w:color w:val="000000"/>
       <w:sz w:val="28"/>
@@ -746,13 +769,12 @@
     <w:pPr>
       <w:keepNext/>
       <w:keepLines/>
-      <w:spacing w:before="80" w:after="40"/>
+      <w:spacing w:before="0" w:after="0"/>
       <w:outlineLvl w:val="3"/>
     </w:pPr>
     <w:rPr>
-      <w:rFonts w:ascii="TH Sarabun New" w:hAnsi="TH Sarabun New" w:eastAsia="TH Sarabun New" w:cs="TH Sarabun New"/>
-      <w:i/>
-      <w:iCs/>
+      <w:lang w:bidi="th-TH"/>
+      <w:rFonts w:ascii="TH Sarabun New" w:hAnsi="TH Sarabun New" w:eastAsia="TH Sarabun New" w:cs="TH Sarabun New"/>
       <w:color w:val="000000"/>
       <w:sz w:val="28"/>
       <w:szCs w:val="28"/>
@@ -775,6 +797,7 @@
       <w:outlineLvl w:val="4"/>
     </w:pPr>
     <w:rPr>
+      <w:lang w:bidi="th-TH"/>
       <w:rFonts w:ascii="TH Sarabun New" w:hAnsi="TH Sarabun New" w:eastAsia="TH Sarabun New" w:cs="TH Sarabun New"/>
       <w:color w:val="000000"/>
       <w:sz w:val="28"/>
@@ -798,9 +821,8 @@
       <w:outlineLvl w:val="5"/>
     </w:pPr>
     <w:rPr>
-      <w:rFonts w:ascii="TH Sarabun New" w:hAnsi="TH Sarabun New" w:eastAsia="TH Sarabun New" w:cs="TH Sarabun New"/>
-      <w:i/>
-      <w:iCs/>
+      <w:lang w:bidi="th-TH"/>
+      <w:rFonts w:ascii="TH Sarabun New" w:hAnsi="TH Sarabun New" w:eastAsia="TH Sarabun New" w:cs="TH Sarabun New"/>
       <w:color w:val="000000"/>
       <w:sz w:val="28"/>
       <w:szCs w:val="28"/>
@@ -880,8 +902,8 @@
     <w:rPr>
       <w:rFonts w:ascii="TH Sarabun New" w:hAnsi="TH Sarabun New" w:eastAsia="TH Sarabun New" w:cs="TH Sarabun New"/>
       <w:color w:val="000000"/>
-      <w:sz w:val="40"/>
-      <w:szCs w:val="40"/>
+      <w:sz w:val="28"/>
+      <w:szCs w:val="28"/>
     </w:rPr>
   </w:style>
   <w:style w:type="character" w:customStyle="1" w:styleId="Heading2Char">
@@ -894,8 +916,8 @@
     <w:rPr>
       <w:rFonts w:ascii="TH Sarabun New" w:hAnsi="TH Sarabun New" w:eastAsia="TH Sarabun New" w:cs="TH Sarabun New"/>
       <w:color w:val="000000"/>
-      <w:sz w:val="32"/>
-      <w:szCs w:val="32"/>
+      <w:sz w:val="28"/>
+      <w:szCs w:val="28"/>
     </w:rPr>
   </w:style>
   <w:style w:type="character" w:customStyle="1" w:styleId="Heading3Char">
@@ -998,9 +1020,12 @@
     <w:unhideWhenUsed/>
     <w:qFormat/>
     <w:pPr>
-      <w:spacing w:before="100" w:after="100"/>
+      <w:spacing w:before="0" w:after="0"/>
       <w:ind w:firstLine="0" w:left="480" w:right="480"/>
     </w:pPr>
+    <w:rPr>
+      <w:lang w:bidi="th-TH"/>
+    </w:rPr>
   </w:style>
   <w:style w:type="paragraph" w:styleId="FootnoteText">
     <w:name w:val="Footnote Text"/>
@@ -1009,6 +1034,9 @@
     <w:uiPriority w:val="9"/>
     <w:unhideWhenUsed/>
     <w:qFormat/>
+    <w:rPr>
+      <w:lang w:bidi="th-TH"/>
+    </w:rPr>
   </w:style>
   <w:style w:type="paragraph" w:styleId="FootnoteBlockText">
     <w:name w:val="Footnote Block Text"/>
@@ -1061,12 +1089,16 @@
       <w:spacing w:after="0"/>
     </w:pPr>
     <w:rPr>
+      <w:lang w:bidi="th-TH"/>
       <w:b/>
     </w:rPr>
   </w:style>
   <w:style w:type="paragraph" w:customStyle="1" w:styleId="Definition">
     <w:name w:val="Definition"/>
     <w:basedOn w:val="Normal"/>
+    <w:rPr>
+      <w:lang w:bidi="th-TH"/>
+    </w:rPr>
   </w:style>
   <w:style w:type="paragraph" w:styleId="Caption">
     <w:name w:val="Caption"/>
@@ -1076,7 +1108,7 @@
       <w:spacing w:before="0" w:after="120"/>
     </w:pPr>
     <w:rPr>
-      <w:i/>
+      <w:lang w:bidi="th-TH"/>
       <w:sz w:val="24"/>
       <w:szCs w:val="24"/>
     </w:rPr>
@@ -1087,10 +1119,16 @@
     <w:pPr>
       <w:keepNext/>
     </w:pPr>
+    <w:rPr>
+      <w:lang w:bidi="th-TH"/>
+    </w:rPr>
   </w:style>
   <w:style w:type="paragraph" w:customStyle="1" w:styleId="ImageCaption">
     <w:name w:val="Image Caption"/>
     <w:basedOn w:val="Caption"/>
+    <w:rPr>
+      <w:lang w:bidi="th-TH"/>
+    </w:rPr>
   </w:style>
   <w:style w:type="paragraph" w:customStyle="1" w:styleId="Figure">
     <w:name w:val="Figure"/>
@@ -1107,6 +1145,9 @@
     <w:name w:val="Body Text Char"/>
     <w:basedOn w:val="DefaultParagraphFont"/>
     <w:link w:val="BodyText"/>
+    <w:rPr>
+      <w:lang w:bidi="th-TH"/>
+    </w:rPr>
   </w:style>
   <w:style w:type="character" w:customStyle="1" w:styleId="VerbatimChar">
     <w:name w:val="Verbatim Char"/>

--- a/paper/journal/templates/reference.docx
+++ b/paper/journal/templates/reference.docx
@@ -318,7 +318,7 @@
         <w:numRestart w:val="eachSect"/>
       </w:footnotePr>
       <w:pgSz w:w="11906" w:h="16838"/>
-      <w:pgMar w:top="1701" w:right="1417" w:bottom="1701" w:left="1417" w:header="720" w:footer="720" w:gutter="0"/>
+      <w:pgMar w:top="1984" w:right="1417" w:bottom="1701" w:left="1701" w:header="720" w:footer="720" w:gutter="0"/>
     </w:sectPr>
   </w:body>
 </w:document>
@@ -552,7 +552,7 @@
     <w:pPr>
       <w:spacing w:after="80" w:line="240" w:lineRule="auto"/>
       <w:contextualSpacing/>
-      <w:jc w:val="center"/>
+      <w:jc w:val="left"/>
     </w:pPr>
     <w:rPr>
       <w:lang w:bidi="th-TH"/>
@@ -745,11 +745,13 @@
     <w:pPr>
       <w:keepNext/>
       <w:keepLines/>
-      <w:spacing w:before="0" w:after="0"/>
+      <w:spacing w:before="280" w:after="0"/>
       <w:outlineLvl w:val="2"/>
     </w:pPr>
     <w:rPr>
       <w:lang w:bidi="th-TH"/>
+      <w:b/>
+      <w:bCs/>
       <w:rFonts w:ascii="TH Sarabun New" w:hAnsi="TH Sarabun New" w:eastAsia="TH Sarabun New" w:cs="TH Sarabun New"/>
       <w:color w:val="000000"/>
       <w:sz w:val="28"/>
@@ -767,6 +769,7 @@
     <w:qFormat/>
     <w:rsid w:val="00A10FD9"/>
     <w:pPr>
+      <w:ind w:firstLine="280"/>
       <w:keepNext/>
       <w:keepLines/>
       <w:spacing w:before="0" w:after="0"/>
@@ -1115,19 +1118,33 @@
   </w:style>
   <w:style w:type="paragraph" w:customStyle="1" w:styleId="TableCaption">
     <w:name w:val="Table Caption"/>
-    <w:basedOn w:val="Caption"/>
+    <w:basedOn w:val="Normal"/>
+    <w:qFormat/>
     <w:pPr>
       <w:keepNext/>
-    </w:pPr>
-    <w:rPr>
-      <w:lang w:bidi="th-TH"/>
+      <w:jc w:val="left"/>
+    </w:pPr>
+    <w:rPr>
+      <w:lang w:bidi="th-TH"/>
+      <w:b/>
+      <w:bCs/>
+      <w:sz w:val="28"/>
+      <w:szCs w:val="28"/>
     </w:rPr>
   </w:style>
   <w:style w:type="paragraph" w:customStyle="1" w:styleId="ImageCaption">
     <w:name w:val="Image Caption"/>
-    <w:basedOn w:val="Caption"/>
-    <w:rPr>
-      <w:lang w:bidi="th-TH"/>
+    <w:basedOn w:val="Normal"/>
+    <w:qFormat/>
+    <w:pPr>
+      <w:jc w:val="center"/>
+    </w:pPr>
+    <w:rPr>
+      <w:lang w:bidi="th-TH"/>
+      <w:b/>
+      <w:bCs/>
+      <w:sz w:val="28"/>
+      <w:szCs w:val="28"/>
     </w:rPr>
   </w:style>
   <w:style w:type="paragraph" w:customStyle="1" w:styleId="Figure">
@@ -1191,6 +1208,48 @@
       <w:b w:val="0"/>
       <w:bCs w:val="0"/>
       <w:color w:val="365F91" w:themeColor="accent1" w:themeShade="BF"/>
+    </w:rPr>
+  </w:style>
+  <w:style w:type="paragraph" w:customStyle="1" w:styleId="Affiliation">
+    <w:name w:val="Affiliation"/>
+    <w:basedOn w:val="Normal"/>
+    <w:qFormat/>
+    <w:pPr>
+      <w:jc w:val="left"/>
+    </w:pPr>
+    <w:rPr>
+      <w:lang w:bidi="th-TH"/>
+      <w:sz w:val="24"/>
+      <w:szCs w:val="24"/>
+    </w:rPr>
+  </w:style>
+  <w:style w:type="paragraph" w:customStyle="1" w:styleId="Corresponding">
+    <w:name w:val="Corresponding"/>
+    <w:basedOn w:val="Normal"/>
+    <w:qFormat/>
+    <w:pPr>
+      <w:spacing w:before="280" w:after="0"/>
+      <w:jc w:val="left"/>
+    </w:pPr>
+    <w:rPr>
+      <w:lang w:bidi="th-TH"/>
+      <w:sz w:val="24"/>
+      <w:szCs w:val="24"/>
+    </w:rPr>
+  </w:style>
+  <w:style w:type="paragraph" w:customStyle="1" w:styleId="Equation">
+    <w:name w:val="Equation"/>
+    <w:basedOn w:val="Normal"/>
+    <w:qFormat/>
+    <w:pPr>
+      <w:tabs>
+        <w:tab w:val="center" w:pos="2126"/>
+        <w:tab w:val="right" w:pos="4252"/>
+      </w:tabs>
+      <w:jc w:val="left"/>
+    </w:pPr>
+    <w:rPr>
+      <w:lang w:bidi="th-TH"/>
     </w:rPr>
   </w:style>
 </w:styles>
